--- a/docs/8 Intervention Mapping II - Zielsetzung und Modell der Veränderung/Arbeitsblatt_Zielsetzung.docx
+++ b/docs/8 Intervention Mapping II - Zielsetzung und Modell der Veränderung/Arbeitsblatt_Zielsetzung.docx
@@ -500,20 +500,7 @@
               <w:pStyle w:val="Compact"/>
             </w:pPr>
             <w:r>
-              <w:t xml:space="preserve">Die Kinder</w:t>
-            </w:r>
-            <w:r>
-              <w:t xml:space="preserve"> </w:t>
-            </w:r>
-            <w:r>
-              <w:rPr>
-                <w:b/>
-                <w:bCs/>
-              </w:rPr>
-              <w:t xml:space="preserve">trauen sich zu</w:t>
-            </w:r>
-            <w:r>
-              <w:t xml:space="preserve">, die Ausleihe auch ohne die Hilfe von Lehrkräften zu organisieren.</w:t>
+              <w:t xml:space="preserve">Die Kinder **zeigen Vertrauen*, die Ausleihe auch ohne die Hilfe von Lehrkräften zu organisieren.</w:t>
             </w:r>
           </w:p>
         </w:tc>
@@ -1111,7 +1098,7 @@
         <w:t xml:space="preserve"> </w:t>
       </w:r>
       <w:r>
-        <w:t xml:space="preserve">Verknüpft eure Handlungsziele für den Kurs (Zeilen) mit den psychologischen Determinanten aus den gelernten Modellen (Spalten). Was muss sich auf der Ebene des Wissens, der Selbstwirksamkeit, der Kommunikation oder der motivationalen Grundbedürfnisse ändern?</w:t>
+        <w:t xml:space="preserve">Verknüpft eure Handlungsziele für den Kurs (Zeilen) mit den psychologischen Determinanten aus den gelernten Modellen (Spalten). Was muss sich z.B. auf der Ebene des Wissens, der Selbstwirksamkeit, der Kommunikation oder der motivationalen Grundbedürfnisse ändern?</w:t>
       </w:r>
     </w:p>
     <w:bookmarkStart w:id="23" w:name="mini-beispiel-zur-orientierung-thema-2-3"/>
